--- a/data/human_paras/human_para_22.docx
+++ b/data/human_paras/human_para_22.docx
@@ -4,7 +4,7 @@
   <w:body>
     <w:p>
       <w:r>
-        <w:t>It is common knowledge that the academic process is a rigorous one which requires constant effort throughout the year, and this requires a sound and conscious mind. In 2022 l have to go through two semesters whilst working which means my mind has to be sharp throughout the year for me to be able to achieve my goal of graduating by end of year. I plan to have frequent meetings with my guidance counsellor just to make sure that l do not burn out throughout the year thus maintain the same level of focus throughout the year. With new commitments at work, having been selected to be the lead of a newly formed team my family has volunteered to help me with some of the house chores so that l can be able to balance my time between work and studies and make the most of the year (Pearse et al. 117). All this planning towards my academics and work life all contributes towards integrative learning as it gives me a chance to apply myself beyond the classroom.</w:t>
+        <w:t>My academic plan and the year 2022 was carefully crafted according to my character traits, passions and goals for l believe these are very important aspects of each and every plan. I do not believe in procrastination for it is the number one enemy of progress and this will help me a lot to stay above my academics and not fall behind. I also developed some perfectionist traits over the years and this will come in handy as l will be the leader of a newly formed team where there will be little room for error. All these traits and skills were developed in the classroom and in the real world which is the basis of integrative learning.</w:t>
       </w:r>
     </w:p>
     <w:sectPr>
